--- a/docs/exports/docx/docs-training-suite-modules-module-01-foundations.docx
+++ b/docs/exports/docx/docs-training-suite-modules-module-01-foundations.docx
@@ -4,13 +4,18 @@
   <w:body>
     <w:p>
       <w:r>
-        <w:t>docs-training-suite-modules-module-01-foundations :root { color-scheme: light; } body { font-family: "Segoe UI", "Helvetica Neue", Arial, sans-serif; margin: 0; padding: 0; background: #ffffff; color: #0f172a; } .markdown-body { max-width: 980px; margin: 40px auto 60px; padding: 0 32px; line-height: 1.65; } .markdown-body h1 { font-size: 32px; margin-bottom: 12px; border-bottom: 2px solid #e2e8f0; padding-bottom: 12px; page-break-before: always; page-break-after: avoid; break-before: page; break-after: avoid; } .markdown-body h1:first-of-type { page-break-before: avoid; break-before: avoid; } .markdown-body h2 { font-size: 24px; margin-top: 28px; border-bottom: 1px solid #e2e8f0; padding-bottom: 8px; page-break-before: always; page-break-after: avoid; break-before: page; break-after: avoid; } .markdown-body h3 { font-size: 18px; margin-top: 20px; page-break-after: avoid; break-after: avoid; } .markdown-body h4, .markdown-body h5, .markdown-body h6 { page-break-after: avoid; break-after: avoid; } .markdown-body table { width: 100%; border-collapse: collapse; margin: 16px 0; font-size: 14px; page-break-inside: avoid; break-inside: avoid; } .markdown-body th, .markdown-body td { border: 1px solid #e2e8f0; padding: 8px 10px; text-align: left; } .markdown-body th { background: #f8fafc; } .markdown-body tr { page-break-inside: avoid; break-inside: avoid; } .markdown-body code { background: #f1f5f9; padding: 2px 4px; border-radius: 4px; font-family: "SFMono-Regular", Menlo, Consolas, monospace; font-size: 0.92em; } .markdown-body pre { background: #0f172a; color: #e2e8f0; padding: 16px; border-radius: 8px; overflow-x: auto; page-break-inside: avoid; break-inside: avoid; } .markdown-body pre code { background: transparent; color: inherit; } .markdown-body blockquote { border-left: 4px solid #38bdf8; margin: 16px 0; padding: 8px 16px; background: #f8fafc; color: #334155; } .markdown-body img { max-width: 100%; height: auto; display: block; margin: 16px 0; border-radius: 10px; box-shadow: 0 8px 20px rgba(15, 23, 42, 0.12); page-break-inside: avoid; break-inside: avoid; } .markdown-body figure { page-break-inside: avoid; break-inside: avoid; margin: 16px 0; } .markdown-body a { color: #2563eb; text-decoration: none; } .markdown-body a:hover { text-decoration: underline; } .cover { padding: 80px 60px 60px; background: linear-gradient(135deg, #0b1220 0%, #1e3a8a 100%); color: #f8fafc; border-radius: 18px; margin-bottom: 32px; } .cover-title { font-size: 36px; font-weight: 700; margin: 0 0 12px; } .cover-subtitle { font-size: 18px; color: #cbd5f5; margin: 0 0 16px; } .cover-meta { font-size: 13px; color: #94a3b8; } .page-break { page-break-after: always; break-after: page; } .footer { margin-top: 40px; font-size: 12px; color: #64748b; } /* Print and PDF-specific styles */ @page { margin: 20mm 18mm; } @media print { .markdown-body { orphans: 3; widows: 3; } .markdown-body p { orphans: 3; widows: 3; } .markdown-body li { page-break-inside: avoid; break-inside: avoid; } .markdown-body ul, .markdown-body ol { page-break-before: avoid; break-before: avoid; } .markdown-body blockquote { page-break-inside: avoid; break-inside: avoid; } /* Keep section content together */ .markdown-body h2 + *, .markdown-body h3 + * { page-break-before: avoid; break-before: avoid; } } Module 01: Platform Foundations</w:t>
+        <w:t>docs-training-suite-modules-module-01-foundations :root { color-scheme: light; } body { font-family: "Segoe UI", "Helvetica Neue", Arial, sans-serif; margin: 0; padding: 0; background: #f4f7fb; color: #0f172a; } .markdown-body { max-width: 980px; margin: 0 auto; padding: 36px 42px 64px; line-height: 1.65; background: #ffffff; box-shadow: 0 24px 70px rgba(15, 23, 42, 0.08); } .markdown-body h1 { font-size: 34px; line-height: 1.12; margin-bottom: 12px; color: #07111f; border-bottom: 3px solid #0ea5e9; padding-bottom: 12px; page-break-before: always; page-break-after: avoid; break-before: page; break-after: avoid; } .markdown-body h1:first-of-type { page-break-before: avoid; break-before: avoid; } .markdown-body h2 { font-size: 23px; line-height: 1.2; margin-top: 34px; color: #102a43; border-bottom: 1px solid #d7e2ee; padding-bottom: 8px; page-break-after: avoid; break-after: avoid; } .markdown-body h3 { font-size: 18px; margin-top: 20px; color: #1e3a5f; page-break-after: avoid; break-after: avoid; } .markdown-body h4, .markdown-body h5, .markdown-body h6 { page-break-after: avoid; break-after: avoid; } .markdown-body table { width: 100%; border-collapse: collapse; margin: 18px 0 24px; font-size: 13px; page-break-inside: avoid; break-inside: avoid; box-shadow: 0 1px 0 #e2e8f0; } .markdown-body th, .markdown-body td { border: 1px solid #e2e8f0; padding: 9px 11px; text-align: left; vertical-align: top; } .markdown-body th { background: #eef6ff; color: #0f3157; font-weight: 700; } .markdown-body tr:nth-child(even) td { background: #fbfdff; } .markdown-body tr { page-break-inside: avoid; break-inside: avoid; } .markdown-body code { background: #f1f5f9; padding: 2px 4px; border-radius: 4px; font-family: "SFMono-Regular", Menlo, Consolas, monospace; font-size: 0.92em; } .markdown-body pre { background: #111827; color: #e5eef8; padding: 16px; border-radius: 10px; overflow-x: auto; border: 1px solid #243244; page-break-inside: avoid; break-inside: avoid; } .markdown-body pre code { background: transparent; color: inherit; } .markdown-body blockquote { border-left: 5px solid #0ea5e9; margin: 18px 0; padding: 12px 18px; background: #eff8ff; color: #18324f; border-radius: 0 10px 10px 0; } .markdown-body img { max-width: 100%; height: auto; display: block; margin: 16px 0; border-radius: 10px; box-shadow: 0 8px 20px rgba(15, 23, 42, 0.12); page-break-inside: avoid; break-inside: avoid; } .markdown-body figure { page-break-inside: avoid; break-inside: avoid; margin: 16px 0; } .markdown-body a { color: #2563eb; text-decoration: none; } .markdown-body a:hover { text-decoration: underline; } .cover { min-height: 760px; display: flex; flex-direction: column; justify-content: flex-end; padding: 72px 60px 64px; background: linear-gradient(135deg, rgba(9, 30, 66, 0.96) 0%, rgba(12, 74, 110, 0.94) 54%, rgba(20, 83, 45, 0.9) 100%), radial-gradient(circle at 18% 18%, rgba(14, 165, 233, 0.25), transparent 36%); color: #f8fafc; border-radius: 0; margin: -36px -42px 40px; position: relative; overflow: hidden; } .cover::before { content: "PSScript"; position: absolute; top: 46px; left: 60px; font-size: 12px; font-weight: 800; letter-spacing: 0.24em; text-transform: uppercase; color: rgba(226, 246, 255, 0.82); } .cover::after { content: ""; position: absolute; right: -120px; top: -120px; width: 360px; height: 360px; border: 1px solid rgba(255, 255, 255, 0.18); transform: rotate(28deg); } .markdown-body .cover-title { font-size: 48px; line-height: 1.04; font-weight: 800; color: #f8fafc; border-bottom: 3px solid #38bdf8; margin: 0 0 16px; max-width: 720px; } .cover-subtitle { font-size: 20px; line-height: 1.42; color: #dbeafe; margin: 0 0 22px; max-width: 720px; } .cover-meta { display: inline-block; width: fit-content; font-size: 13px; color: #e0f2fe; background: rgba(255, 255, 255, 0.12); border: 1px solid rgba(255, 255, 255, 0.18); border-radius: 999px; padding: 7px 13px; } .page-break { page-break-after: always; break-after: page; } .footer { margin-top: 40px; font-size: 12px; color: #64748b; border-top: 1px solid #e2e8f0; padding-top: 14px; } /* Print and PDF-specific styles */ @page { size: A4; margin: 18mm 16mm 20mm; } @media print { body { background: #ffffff; } .markdown-body { max-width: none; margin: 0; padding: 0; box-shadow: none; } .cover { margin: 0 0 28px; } .markdown-body { orphans: 3; widows: 3; } .markdown-body p { orphans: 3; widows: 3; } .markdown-body li { page-break-inside: avoid; break-inside: avoid; } .markdown-body ul, .markdown-body ol { page-break-before: avoid; break-before: avoid; } .markdown-body blockquote { page-break-inside: avoid; break-inside: avoid; } /* Keep section content together */ .markdown-body h2 + *, .markdown-body h3 + * { page-break-before: avoid; break-before: avoid; } } Module 01: Platform Foundations</w:t>
       </w:r>
     </w:p>
     <w:p>
       <w:pPr>
         <w:pStyle w:val="Heading1"/>
       </w:pPr>
+    </w:p>
+    <w:p>
+      <w:r>
+        <w:t>Last updated: April 29, 2026.</w:t>
+      </w:r>
     </w:p>
     <w:p>
       <w:pPr>
@@ -25,7 +30,7 @@
         <w:pStyle w:val="ListBullet"/>
       </w:pPr>
       <w:r>
-        <w:t>Log in and navigate the main UI</w:t>
+        <w:t>Sign in through Supabase Auth.</w:t>
       </w:r>
     </w:p>
     <w:p>
@@ -33,7 +38,7 @@
         <w:pStyle w:val="ListBullet"/>
       </w:pPr>
       <w:r>
-        <w:t>Understand core services and data flow</w:t>
+        <w:t>Understand the enabled-profile approval gate.</w:t>
       </w:r>
     </w:p>
     <w:p>
@@ -41,7 +46,15 @@
         <w:pStyle w:val="ListBullet"/>
       </w:pPr>
       <w:r>
-        <w:t>Locate documentation and training resources</w:t>
+        <w:t>Navigate the current desktop and mobile shell.</w:t>
+      </w:r>
+    </w:p>
+    <w:p>
+      <w:pPr>
+        <w:pStyle w:val="ListBullet"/>
+      </w:pPr>
+      <w:r>
+        <w:t>Identify Netlify Functions and hosted Supabase as the production architecture.</w:t>
       </w:r>
     </w:p>
     <w:p>
@@ -57,7 +70,16 @@
         <w:pStyle w:val="ListBullet"/>
       </w:pPr>
       <w:r>
-        <w:t>Services running on localhost</w:t>
+        <w:t xml:space="preserve">Approved account for </w:t>
+      </w:r>
+      <w:r>
+        <w:rPr>
+          <w:rFonts w:ascii="Mono" w:hAnsi="Mono"/>
+        </w:rPr>
+        <w:t>https://pstest.morloksmaze.com</w:t>
+      </w:r>
+      <w:r>
+        <w:t>, or local mock UI mode for non-mutating classroom demos.</w:t>
       </w:r>
     </w:p>
     <w:p>
@@ -65,13 +87,7 @@
         <w:pStyle w:val="ListBullet"/>
       </w:pPr>
       <w:r>
-        <w:t xml:space="preserve">Demo credentials available in </w:t>
-      </w:r>
-      <w:r>
-        <w:rPr>
-          <w:rFonts w:ascii="Mono" w:hAnsi="Mono"/>
-        </w:rPr>
-        <w:t>docs/LOGIN-CREDENTIALS.md</w:t>
+        <w:t>No local database requirement.</w:t>
       </w:r>
     </w:p>
     <w:p>
@@ -87,7 +103,7 @@
         <w:pStyle w:val="ListNumber"/>
       </w:pPr>
       <w:r>
-        <w:t>Sign in with the default login button on the login screen.</w:t>
+        <w:t>Open the production app.</w:t>
       </w:r>
     </w:p>
     <w:p>
@@ -95,7 +111,7 @@
         <w:pStyle w:val="ListNumber"/>
       </w:pPr>
       <w:r>
-        <w:t>Review the dashboard stats cards and recent scripts.</w:t>
+        <w:t>Sign in and confirm you are not on pending approval.</w:t>
       </w:r>
     </w:p>
     <w:p>
@@ -103,7 +119,7 @@
         <w:pStyle w:val="ListNumber"/>
       </w:pPr>
       <w:r>
-        <w:t>Open the Scripts page and inspect metadata, tags, and scores.</w:t>
+        <w:t>Review the dashboard cards.</w:t>
       </w:r>
     </w:p>
     <w:p>
@@ -111,7 +127,15 @@
         <w:pStyle w:val="ListNumber"/>
       </w:pPr>
       <w:r>
-        <w:t>Visit Settings and locate the Training Suite link.</w:t>
+        <w:t>On mobile width, open the navigation drawer and confirm routes are reachable.</w:t>
+      </w:r>
+    </w:p>
+    <w:p>
+      <w:pPr>
+        <w:pStyle w:val="ListNumber"/>
+      </w:pPr>
+      <w:r>
+        <w:t>Open Scripts, Assistant, Analytics, and Settings.</w:t>
       </w:r>
     </w:p>
     <w:p>
@@ -119,7 +143,7 @@
         <w:pStyle w:val="Heading2"/>
       </w:pPr>
       <w:r>
-        <w:t>Visual references</w:t>
+        <w:t>Visual References</w:t>
       </w:r>
     </w:p>
     <w:p>
@@ -231,47 +255,11 @@
       </w:r>
     </w:p>
     <w:p>
-      <w:r>
-        <w:drawing>
-          <wp:inline xmlns:a="http://schemas.openxmlformats.org/drawingml/2006/main" xmlns:pic="http://schemas.openxmlformats.org/drawingml/2006/picture">
-            <wp:extent cx="5303520" cy="5303520"/>
-            <wp:docPr id="4" name="Picture 4"/>
-            <wp:cNvGraphicFramePr>
-              <a:graphicFrameLocks noChangeAspect="1"/>
-            </wp:cNvGraphicFramePr>
-            <a:graphic>
-              <a:graphicData uri="http://schemas.openxmlformats.org/drawingml/2006/picture">
-                <pic:pic>
-                  <pic:nvPicPr>
-                    <pic:cNvPr id="0" name="image.png"/>
-                    <pic:cNvPicPr/>
-                  </pic:nvPicPr>
-                  <pic:blipFill>
-                    <a:blip r:embed="rId9"/>
-                    <a:stretch>
-                      <a:fillRect/>
-                    </a:stretch>
-                  </pic:blipFill>
-                  <pic:spPr>
-                    <a:xfrm>
-                      <a:off x="0" y="0"/>
-                      <a:ext cx="5303520" cy="5303520"/>
-                    </a:xfrm>
-                    <a:prstGeom prst="rect"/>
-                  </pic:spPr>
-                </pic:pic>
-              </a:graphicData>
-            </a:graphic>
-          </wp:inline>
-        </w:drawing>
-      </w:r>
-    </w:p>
-    <w:p>
       <w:pPr>
         <w:pStyle w:val="Heading2"/>
       </w:pPr>
       <w:r>
-        <w:t>Service map</w:t>
+        <w:t>Service Map</w:t>
       </w:r>
     </w:p>
     <w:tbl>
@@ -311,7 +299,7 @@
           </w:tcPr>
           <w:p>
             <w:r>
-              <w:t>Default URL</w:t>
+              <w:t>Production</w:t>
             </w:r>
           </w:p>
         </w:tc>
@@ -323,7 +311,7 @@
           </w:tcPr>
           <w:p>
             <w:r>
-              <w:t>Frontend</w:t>
+              <w:t>Netlify site</w:t>
             </w:r>
           </w:p>
         </w:tc>
@@ -333,7 +321,7 @@
           </w:tcPr>
           <w:p>
             <w:r>
-              <w:t>UI for scripts and analytics</w:t>
+              <w:t>React app and SPA routing</w:t>
             </w:r>
           </w:p>
         </w:tc>
@@ -343,7 +331,10 @@
           </w:tcPr>
           <w:p>
             <w:r>
-              <w:t>http://localhost:3002</w:t>
+              <w:rPr>
+                <w:rFonts w:ascii="Mono" w:hAnsi="Mono"/>
+              </w:rPr>
+              <w:t>https://pstest.morloksmaze.com</w:t>
             </w:r>
           </w:p>
         </w:tc>
@@ -355,7 +346,7 @@
           </w:tcPr>
           <w:p>
             <w:r>
-              <w:t>Backend API</w:t>
+              <w:t>Netlify Functions</w:t>
             </w:r>
           </w:p>
         </w:tc>
@@ -365,7 +356,7 @@
           </w:tcPr>
           <w:p>
             <w:r>
-              <w:t>Auth, scripts, docs</w:t>
+              <w:t>same-origin API</w:t>
             </w:r>
           </w:p>
         </w:tc>
@@ -375,7 +366,10 @@
           </w:tcPr>
           <w:p>
             <w:r>
-              <w:t>http://localhost:4000/api</w:t>
+              <w:rPr>
+                <w:rFonts w:ascii="Mono" w:hAnsi="Mono"/>
+              </w:rPr>
+              <w:t>/api/*</w:t>
             </w:r>
           </w:p>
         </w:tc>
@@ -387,7 +381,7 @@
           </w:tcPr>
           <w:p>
             <w:r>
-              <w:t>AI service</w:t>
+              <w:t>Supabase Auth</w:t>
             </w:r>
           </w:p>
         </w:tc>
@@ -397,7 +391,7 @@
           </w:tcPr>
           <w:p>
             <w:r>
-              <w:t>Analysis and chat</w:t>
+              <w:t>identity/session</w:t>
             </w:r>
           </w:p>
         </w:tc>
@@ -407,7 +401,39 @@
           </w:tcPr>
           <w:p>
             <w:r>
-              <w:t>http://localhost:8000</w:t>
+              <w:t>hosted Supabase</w:t>
+            </w:r>
+          </w:p>
+        </w:tc>
+      </w:tr>
+      <w:tr>
+        <w:tc>
+          <w:tcPr>
+            <w:tcW w:type="dxa" w:w="0"/>
+          </w:tcPr>
+          <w:p>
+            <w:r>
+              <w:t>Supabase Postgres</w:t>
+            </w:r>
+          </w:p>
+        </w:tc>
+        <w:tc>
+          <w:tcPr>
+            <w:tcW w:type="dxa" w:w="0"/>
+          </w:tcPr>
+          <w:p>
+            <w:r>
+              <w:t>scripts, analyses, vectors, backups</w:t>
+            </w:r>
+          </w:p>
+        </w:tc>
+        <w:tc>
+          <w:tcPr>
+            <w:tcW w:type="dxa" w:w="0"/>
+          </w:tcPr>
+          <w:p>
+            <w:r>
+              <w:t>hosted Supabase</w:t>
             </w:r>
           </w:p>
         </w:tc>
@@ -470,7 +496,22 @@
     </w:p>
     <w:p>
       <w:r>
-        <w:t xml:space="preserve"> Key concepts</w:t>
+        <w:t xml:space="preserve"> </w:t>
+      </w:r>
+    </w:p>
+    <w:p>
+      <w:r>
+        <w:t xml:space="preserve"> </w:t>
+      </w:r>
+    </w:p>
+    <w:p>
+      <w:r>
+        <w:t xml:space="preserve"> </w:t>
+      </w:r>
+    </w:p>
+    <w:p>
+      <w:r>
+        <w:t xml:space="preserve"> Key Concepts</w:t>
       </w:r>
     </w:p>
     <w:p>
@@ -483,7 +524,7 @@
         <w:pStyle w:val="ListBullet"/>
       </w:pPr>
       <w:r>
-        <w:t>Scripts are stored in Postgres with file hash deduplication</w:t>
+        <w:t>Enabled Supabase profile access is required for protected app/API routes.</w:t>
       </w:r>
     </w:p>
     <w:p>
@@ -491,7 +532,7 @@
         <w:pStyle w:val="ListBullet"/>
       </w:pPr>
       <w:r>
-        <w:t>Analysis results are stored as separate records and linked to scripts</w:t>
+        <w:t>Hosted Supabase Postgres is the canonical database.</w:t>
       </w:r>
     </w:p>
     <w:p>
@@ -499,7 +540,15 @@
         <w:pStyle w:val="ListBullet"/>
       </w:pPr>
       <w:r>
-        <w:t>Vector embeddings enable similarity search</w:t>
+        <w:t>Netlify Functions are the production API.</w:t>
+      </w:r>
+    </w:p>
+    <w:p>
+      <w:pPr>
+        <w:pStyle w:val="ListBullet"/>
+      </w:pPr>
+      <w:r>
+        <w:t>Local mock UI mode is for demos and screenshots, not production data.</w:t>
       </w:r>
     </w:p>
     <w:p>
@@ -507,7 +556,7 @@
         <w:pStyle w:val="Heading2"/>
       </w:pPr>
       <w:r>
-        <w:t>Verification checklist</w:t>
+        <w:t>Verification Checklist</w:t>
       </w:r>
     </w:p>
     <w:p>
@@ -515,7 +564,7 @@
         <w:pStyle w:val="ListBullet"/>
       </w:pPr>
       <w:r>
-        <w:t>You can navigate between Dashboard, Scripts, Analytics, and Settings</w:t>
+        <w:t>You can reach Dashboard, Scripts, Assistant, Analytics, and Settings.</w:t>
       </w:r>
     </w:p>
     <w:p>
@@ -523,7 +572,7 @@
         <w:pStyle w:val="ListBullet"/>
       </w:pPr>
       <w:r>
-        <w:t>You can open at least one script detail view</w:t>
+        <w:t>Mobile navigation opens and closes without covering unreadable content.</w:t>
       </w:r>
     </w:p>
     <w:p>
@@ -531,12 +580,12 @@
         <w:pStyle w:val="ListBullet"/>
       </w:pPr>
       <w:r>
-        <w:t>You can locate the Training Suite and Documentation links</w:t>
+        <w:t>You can explain why disabled users cannot access protected APIs.</w:t>
       </w:r>
     </w:p>
     <w:p>
       <w:r>
-        <w:t>Generated 2026-01-16 23:34 UTC</w:t>
+        <w:t>Generated 2026-04-29 14:08 UTC</w:t>
         <w:t xml:space="preserve"> </w:t>
       </w:r>
     </w:p>
